--- a/DPGI_lab_1.docx
+++ b/DPGI_lab_1.docx
@@ -252,82 +252,116 @@
           <w:sz w:val="28"/>
           <w:szCs w:val="28"/>
         </w:rPr>
-        <w:t xml:space="preserve">Основи роботи з </w:t>
-      </w:r>
-      <w:proofErr w:type="spellStart"/>
-      <w:r>
-        <w:rPr>
-          <w:b/>
-          <w:bCs/>
-          <w:sz w:val="28"/>
-          <w:szCs w:val="28"/>
-        </w:rPr>
-        <w:t>Git</w:t>
-      </w:r>
-      <w:proofErr w:type="spellEnd"/>
-      <w:r>
-        <w:rPr>
-          <w:b/>
-          <w:bCs/>
-          <w:sz w:val="28"/>
-          <w:szCs w:val="28"/>
-        </w:rPr>
-        <w:t xml:space="preserve"> засобами </w:t>
-      </w:r>
-      <w:proofErr w:type="spellStart"/>
-      <w:r>
-        <w:rPr>
-          <w:b/>
-          <w:bCs/>
-          <w:sz w:val="28"/>
-          <w:szCs w:val="28"/>
-        </w:rPr>
-        <w:t>Visual</w:t>
-      </w:r>
-      <w:proofErr w:type="spellEnd"/>
-      <w:r>
-        <w:rPr>
-          <w:b/>
-          <w:bCs/>
+        <w:t>Основи роботи з Git засобами Visual Studio</w:t>
+      </w:r>
+      <w:r>
+        <w:rPr>
+          <w:sz w:val="28"/>
+          <w:szCs w:val="28"/>
+        </w:rPr>
+        <w:t>»</w:t>
+      </w:r>
+    </w:p>
+    <w:p>
+      <w:pPr>
+        <w:jc w:val="center"/>
+        <w:rPr>
+          <w:sz w:val="28"/>
+          <w:szCs w:val="28"/>
+          <w:lang w:val="ru-RU"/>
+        </w:rPr>
+      </w:pPr>
+      <w:r>
+        <w:rPr>
+          <w:sz w:val="28"/>
+          <w:szCs w:val="28"/>
+        </w:rPr>
+        <w:t xml:space="preserve">Варіант </w:t>
+      </w:r>
+      <w:r>
+        <w:rPr>
+          <w:sz w:val="28"/>
+          <w:szCs w:val="28"/>
+          <w:lang w:val="ru-RU"/>
+        </w:rPr>
+        <w:t>20</w:t>
+      </w:r>
+    </w:p>
+    <w:p>
+      <w:pPr>
+        <w:rPr>
+          <w:sz w:val="28"/>
+          <w:szCs w:val="28"/>
+        </w:rPr>
+      </w:pPr>
+    </w:p>
+    <w:p>
+      <w:pPr>
+        <w:ind w:left="5954" w:hanging="1133"/>
+        <w:rPr>
+          <w:sz w:val="28"/>
+          <w:szCs w:val="28"/>
+        </w:rPr>
+      </w:pPr>
+      <w:r>
+        <w:rPr>
+          <w:sz w:val="28"/>
+          <w:szCs w:val="28"/>
+          <w:u w:val="single"/>
+        </w:rPr>
+        <w:t>Виконав</w:t>
+      </w:r>
+      <w:r>
+        <w:rPr>
+          <w:sz w:val="28"/>
+          <w:szCs w:val="28"/>
+        </w:rPr>
+        <w:t xml:space="preserve">: студент групи </w:t>
+      </w:r>
+      <w:r>
+        <w:rPr>
+          <w:sz w:val="28"/>
+          <w:szCs w:val="28"/>
+          <w:lang w:val="ru-RU"/>
+        </w:rPr>
+        <w:t>ТР</w:t>
+      </w:r>
+      <w:r>
+        <w:rPr>
+          <w:sz w:val="28"/>
+          <w:szCs w:val="28"/>
+        </w:rPr>
+        <w:t>-</w:t>
+      </w:r>
+      <w:r>
+        <w:rPr>
+          <w:sz w:val="28"/>
+          <w:szCs w:val="28"/>
+          <w:lang w:val="ru-RU"/>
+        </w:rPr>
+        <w:t>33</w:t>
+      </w:r>
+      <w:r>
+        <w:rPr>
           <w:sz w:val="28"/>
           <w:szCs w:val="28"/>
         </w:rPr>
         <w:t xml:space="preserve"> </w:t>
       </w:r>
-      <w:proofErr w:type="spellStart"/>
-      <w:r>
-        <w:rPr>
-          <w:b/>
-          <w:bCs/>
-          <w:sz w:val="28"/>
-          <w:szCs w:val="28"/>
-        </w:rPr>
-        <w:t>Studio</w:t>
-      </w:r>
-      <w:proofErr w:type="spellEnd"/>
-      <w:r>
-        <w:rPr>
-          <w:sz w:val="28"/>
-          <w:szCs w:val="28"/>
-        </w:rPr>
-        <w:t>»</w:t>
-      </w:r>
-    </w:p>
-    <w:p>
-      <w:pPr>
-        <w:jc w:val="center"/>
+      <w:r>
         <w:rPr>
           <w:sz w:val="28"/>
           <w:szCs w:val="28"/>
           <w:lang w:val="ru-RU"/>
         </w:rPr>
-      </w:pPr>
-      <w:r>
-        <w:rPr>
-          <w:sz w:val="28"/>
-          <w:szCs w:val="28"/>
-        </w:rPr>
-        <w:t xml:space="preserve">Варіант </w:t>
+        <w:t>Чумаченко</w:t>
+      </w:r>
+      <w:r>
+        <w:rPr>
+          <w:sz w:val="28"/>
+          <w:szCs w:val="28"/>
+        </w:rPr>
+        <w:t xml:space="preserve"> </w:t>
       </w:r>
       <w:r>
         <w:rPr>
@@ -335,16 +369,30 @@
           <w:szCs w:val="28"/>
           <w:lang w:val="ru-RU"/>
         </w:rPr>
-        <w:t>20</w:t>
-      </w:r>
-    </w:p>
-    <w:p>
-      <w:pPr>
-        <w:rPr>
-          <w:sz w:val="28"/>
-          <w:szCs w:val="28"/>
-        </w:rPr>
-      </w:pPr>
+        <w:t>А</w:t>
+      </w:r>
+      <w:r>
+        <w:rPr>
+          <w:sz w:val="28"/>
+          <w:szCs w:val="28"/>
+        </w:rPr>
+        <w:t>.</w:t>
+      </w:r>
+      <w:r>
+        <w:rPr>
+          <w:sz w:val="28"/>
+          <w:szCs w:val="28"/>
+          <w:lang w:val="ru-RU"/>
+        </w:rPr>
+        <w:t>Ю</w:t>
+      </w:r>
+      <w:r>
+        <w:rPr>
+          <w:sz w:val="28"/>
+          <w:szCs w:val="28"/>
+        </w:rPr>
+        <w:t>.</w:t>
+      </w:r>
     </w:p>
     <w:p>
       <w:pPr>
@@ -360,105 +408,6 @@
           <w:szCs w:val="28"/>
           <w:u w:val="single"/>
         </w:rPr>
-        <w:t>Виконав</w:t>
-      </w:r>
-      <w:r>
-        <w:rPr>
-          <w:sz w:val="28"/>
-          <w:szCs w:val="28"/>
-        </w:rPr>
-        <w:t xml:space="preserve">: студент групи </w:t>
-      </w:r>
-      <w:r>
-        <w:rPr>
-          <w:sz w:val="28"/>
-          <w:szCs w:val="28"/>
-          <w:lang w:val="ru-RU"/>
-        </w:rPr>
-        <w:t>ТР</w:t>
-      </w:r>
-      <w:r>
-        <w:rPr>
-          <w:sz w:val="28"/>
-          <w:szCs w:val="28"/>
-        </w:rPr>
-        <w:t>-</w:t>
-      </w:r>
-      <w:r>
-        <w:rPr>
-          <w:sz w:val="28"/>
-          <w:szCs w:val="28"/>
-          <w:lang w:val="ru-RU"/>
-        </w:rPr>
-        <w:t>33</w:t>
-      </w:r>
-      <w:r>
-        <w:rPr>
-          <w:sz w:val="28"/>
-          <w:szCs w:val="28"/>
-        </w:rPr>
-        <w:t xml:space="preserve"> </w:t>
-      </w:r>
-      <w:r>
-        <w:rPr>
-          <w:sz w:val="28"/>
-          <w:szCs w:val="28"/>
-          <w:lang w:val="ru-RU"/>
-        </w:rPr>
-        <w:t>Чумаченко</w:t>
-      </w:r>
-      <w:r>
-        <w:rPr>
-          <w:sz w:val="28"/>
-          <w:szCs w:val="28"/>
-        </w:rPr>
-        <w:t xml:space="preserve"> </w:t>
-      </w:r>
-      <w:r>
-        <w:rPr>
-          <w:sz w:val="28"/>
-          <w:szCs w:val="28"/>
-          <w:lang w:val="ru-RU"/>
-        </w:rPr>
-        <w:t>А</w:t>
-      </w:r>
-      <w:r>
-        <w:rPr>
-          <w:sz w:val="28"/>
-          <w:szCs w:val="28"/>
-        </w:rPr>
-        <w:t>.</w:t>
-      </w:r>
-      <w:r>
-        <w:rPr>
-          <w:sz w:val="28"/>
-          <w:szCs w:val="28"/>
-          <w:lang w:val="ru-RU"/>
-        </w:rPr>
-        <w:t>Ю</w:t>
-      </w:r>
-      <w:r>
-        <w:rPr>
-          <w:sz w:val="28"/>
-          <w:szCs w:val="28"/>
-        </w:rPr>
-        <w:t>.</w:t>
-      </w:r>
-    </w:p>
-    <w:p>
-      <w:pPr>
-        <w:ind w:left="5954" w:hanging="1133"/>
-        <w:rPr>
-          <w:sz w:val="28"/>
-          <w:szCs w:val="28"/>
-        </w:rPr>
-      </w:pPr>
-      <w:r>
-        <w:rPr>
-          <w:sz w:val="28"/>
-          <w:szCs w:val="28"/>
-          <w:u w:val="single"/>
-        </w:rPr>
         <w:t>Перевірив</w:t>
       </w:r>
       <w:r>
@@ -466,23 +415,7 @@
           <w:sz w:val="28"/>
           <w:szCs w:val="28"/>
         </w:rPr>
-        <w:t>: доцент, к.ф.-</w:t>
-      </w:r>
-      <w:proofErr w:type="spellStart"/>
-      <w:r>
-        <w:rPr>
-          <w:sz w:val="28"/>
-          <w:szCs w:val="28"/>
-        </w:rPr>
-        <w:t>м.н</w:t>
-      </w:r>
-      <w:proofErr w:type="spellEnd"/>
-      <w:r>
-        <w:rPr>
-          <w:sz w:val="28"/>
-          <w:szCs w:val="28"/>
-        </w:rPr>
-        <w:t>.</w:t>
+        <w:t>: доцент, к.ф.-м.н.</w:t>
       </w:r>
       <w:r>
         <w:rPr>
@@ -636,25 +569,7 @@
           <w:sz w:val="22"/>
           <w:szCs w:val="22"/>
         </w:rPr>
-        <w:t xml:space="preserve">Опанувати технології </w:t>
-      </w:r>
-      <w:proofErr w:type="spellStart"/>
-      <w:r>
-        <w:rPr>
-          <w:color w:val="auto"/>
-          <w:sz w:val="22"/>
-          <w:szCs w:val="22"/>
-        </w:rPr>
-        <w:t>Git</w:t>
-      </w:r>
-      <w:proofErr w:type="spellEnd"/>
-      <w:r>
-        <w:rPr>
-          <w:color w:val="auto"/>
-          <w:sz w:val="22"/>
-          <w:szCs w:val="22"/>
-        </w:rPr>
-        <w:t xml:space="preserve"> для роботи з локальним репозиторієм </w:t>
+        <w:t xml:space="preserve">Опанувати технології Git для роботи з локальним репозиторієм </w:t>
       </w:r>
     </w:p>
     <w:p>
@@ -1041,15 +956,7 @@
         </w:rPr>
       </w:pPr>
       <w:r>
-        <w:t xml:space="preserve">Опанувати технології </w:t>
-      </w:r>
-      <w:proofErr w:type="spellStart"/>
-      <w:r>
-        <w:t>Git</w:t>
-      </w:r>
-      <w:proofErr w:type="spellEnd"/>
-      <w:r>
-        <w:t xml:space="preserve"> для роботи з віддаленим репозиторієм</w:t>
+        <w:t>Опанувати технології Git для роботи з віддаленим репозиторієм</w:t>
       </w:r>
     </w:p>
     <w:p>
@@ -1228,7 +1135,6 @@
         </w:rPr>
         <w:t>://</w:t>
       </w:r>
-      <w:proofErr w:type="spellStart"/>
       <w:r>
         <w:rPr>
           <w:b/>
@@ -1237,7 +1143,6 @@
         </w:rPr>
         <w:t>github</w:t>
       </w:r>
-      <w:proofErr w:type="spellEnd"/>
       <w:r>
         <w:rPr>
           <w:b/>
@@ -1262,7 +1167,6 @@
         </w:rPr>
         <w:t>/</w:t>
       </w:r>
-      <w:proofErr w:type="spellStart"/>
       <w:r>
         <w:rPr>
           <w:b/>
@@ -1271,7 +1175,6 @@
         </w:rPr>
         <w:t>Bigfloppa</w:t>
       </w:r>
-      <w:proofErr w:type="spellEnd"/>
       <w:r>
         <w:rPr>
           <w:b/>
@@ -1426,6 +1329,7 @@
       <w:rPr>
         <w:sz w:val="28"/>
         <w:szCs w:val="28"/>
+        <w:lang w:val="en-US"/>
       </w:rPr>
     </w:pPr>
     <w:r>
@@ -1441,7 +1345,15 @@
         <w:sz w:val="28"/>
         <w:szCs w:val="28"/>
       </w:rPr>
-      <w:t>25</w:t>
+      <w:t>2</w:t>
+    </w:r>
+    <w:r>
+      <w:rPr>
+        <w:sz w:val="28"/>
+        <w:szCs w:val="28"/>
+        <w:lang w:val="en-US"/>
+      </w:rPr>
+      <w:t>6</w:t>
     </w:r>
   </w:p>
   <w:p>
@@ -2163,6 +2075,7 @@
   <w:style w:type="character" w:default="1" w:styleId="a0">
     <w:name w:val="Default Paragraph Font"/>
     <w:uiPriority w:val="1"/>
+    <w:semiHidden/>
     <w:unhideWhenUsed/>
   </w:style>
   <w:style w:type="table" w:default="1" w:styleId="a1">
